--- a/environment/seed/sources/Shared/Finance/Reporting/2026/05 May/notes from 6.5 ops mtg - dc.docx
+++ b/environment/seed/sources/Shared/Finance/Reporting/2026/05 May/notes from 6.5 ops mtg - dc.docx
@@ -95,7 +95,7 @@
           <w:color w:val="222222"/>
           <w:sz w:val="21"/>
         </w:rPr>
-        <w:t>• Cascade night work and Northline recovery: no pending revenue in close. Include unavoidable ETC.</w:t>
+        <w:t>• Cascade night work and the Northline forecast follow-up remain open; use the current commercial files for the June review.</w:t>
       </w:r>
     </w:p>
     <w:p>
